--- a/project-personal/stage2/report/report.docx
+++ b/project-personal/stage2/report/report.docx
@@ -45,25 +45,19 @@
         <w:pStyle w:val="Subtitle"/>
       </w:pPr>
       <w:r>
-        <w:t xml:space="preserve">Персональный</w:t>
+        <w:t xml:space="preserve">Тестирование</w:t>
       </w:r>
       <w:r>
         <w:t xml:space="preserve"> </w:t>
       </w:r>
       <w:r>
-        <w:t xml:space="preserve">сайт</w:t>
+        <w:t xml:space="preserve">веб</w:t>
       </w:r>
       <w:r>
         <w:t xml:space="preserve"> </w:t>
       </w:r>
       <w:r>
-        <w:t xml:space="preserve">научного</w:t>
-      </w:r>
-      <w:r>
-        <w:t xml:space="preserve"> </w:t>
-      </w:r>
-      <w:r>
-        <w:t xml:space="preserve">работкника</w:t>
+        <w:t xml:space="preserve">приложений</w:t>
       </w:r>
     </w:p>
     <w:p>
@@ -135,11 +129,11 @@
         <w:pStyle w:val="FirstParagraph"/>
       </w:pPr>
       <w:r>
-        <w:t xml:space="preserve">Добавить к сайту данные о себе.</w:t>
+        <w:t xml:space="preserve">Установите DVWA в гостевую систему к Kali Linux.</w:t>
       </w:r>
     </w:p>
     <w:bookmarkEnd w:id="20"/>
-    <w:bookmarkStart w:id="21" w:name="задание"/>
+    <w:bookmarkStart w:id="30" w:name="выполнение"/>
     <w:p>
       <w:pPr>
         <w:pStyle w:val="Heading1"/>
@@ -149,105 +143,6 @@
           <w:rStyle w:val="SectionNumber"/>
         </w:rPr>
         <w:t xml:space="preserve">2</w:t>
-      </w:r>
-      <w:r>
-        <w:tab/>
-      </w:r>
-      <w:r>
-        <w:t xml:space="preserve">Задание</w:t>
-      </w:r>
-    </w:p>
-    <w:p>
-      <w:pPr>
-        <w:pStyle w:val="FirstParagraph"/>
-      </w:pPr>
-      <w:r>
-        <w:t xml:space="preserve">Добавить к сайту данные о себе.</w:t>
-      </w:r>
-    </w:p>
-    <w:p>
-      <w:pPr>
-        <w:pStyle w:val="BodyText"/>
-      </w:pPr>
-      <w:r>
-        <w:t xml:space="preserve">Список добавляемых данных.</w:t>
-      </w:r>
-    </w:p>
-    <w:p>
-      <w:pPr>
-        <w:pStyle w:val="BodyText"/>
-      </w:pPr>
-      <w:r>
-        <w:t xml:space="preserve">Разместить фотографию владельца сайта.</w:t>
-      </w:r>
-    </w:p>
-    <w:p>
-      <w:pPr>
-        <w:pStyle w:val="BodyText"/>
-      </w:pPr>
-      <w:r>
-        <w:t xml:space="preserve">Разместить краткое описание владельца сайта (Biography).</w:t>
-      </w:r>
-    </w:p>
-    <w:p>
-      <w:pPr>
-        <w:pStyle w:val="BodyText"/>
-      </w:pPr>
-      <w:r>
-        <w:t xml:space="preserve">Добавить информацию об интересах (Interests).</w:t>
-      </w:r>
-    </w:p>
-    <w:p>
-      <w:pPr>
-        <w:pStyle w:val="BodyText"/>
-      </w:pPr>
-      <w:r>
-        <w:t xml:space="preserve">Добавить информацию от образовании (Education).</w:t>
-      </w:r>
-    </w:p>
-    <w:p>
-      <w:pPr>
-        <w:pStyle w:val="BodyText"/>
-      </w:pPr>
-      <w:r>
-        <w:t xml:space="preserve">Сделать пост по прошедшей неделе.</w:t>
-      </w:r>
-    </w:p>
-    <w:p>
-      <w:pPr>
-        <w:pStyle w:val="BodyText"/>
-      </w:pPr>
-      <w:r>
-        <w:t xml:space="preserve">Добавить пост на тему по выбору:</w:t>
-      </w:r>
-    </w:p>
-    <w:p>
-      <w:pPr>
-        <w:pStyle w:val="BodyText"/>
-      </w:pPr>
-      <w:r>
-        <w:t xml:space="preserve">Управление версиями. Git.</w:t>
-      </w:r>
-    </w:p>
-    <w:p>
-      <w:pPr>
-        <w:pStyle w:val="BodyText"/>
-      </w:pPr>
-      <w:r>
-        <w:t xml:space="preserve">Непрерывная интеграция и непрерывное развертывание (CI/CD).</w:t>
-      </w:r>
-    </w:p>
-    <w:bookmarkEnd w:id="21"/>
-    <w:bookmarkStart w:id="37" w:name="выполнение"/>
-    <w:p>
-      <w:pPr>
-        <w:pStyle w:val="Heading1"/>
-      </w:pPr>
-      <w:r>
-        <w:rPr>
-          <w:rStyle w:val="SectionNumber"/>
-        </w:rPr>
-        <w:t xml:space="preserve">3</w:t>
       </w:r>
       <w:r>
         <w:tab/>
@@ -265,7 +160,7 @@
         </w:numPr>
       </w:pPr>
       <w:r>
-        <w:t xml:space="preserve">Добавляем фотографию и дополняем биографию (рис. 1)</w:t>
+        <w:t xml:space="preserve">Скачиваем DVWA (рис. 1)</w:t>
       </w:r>
     </w:p>
     <w:p>
@@ -275,20 +170,20 @@
       <w:r>
         <w:drawing>
           <wp:inline>
-            <wp:extent cx="3733800" cy="1254188"/>
+            <wp:extent cx="3733800" cy="1165577"/>
             <wp:effectExtent b="0" l="0" r="0" t="0"/>
-            <wp:docPr descr="Редактируем" title="" id="23" name="Picture"/>
+            <wp:docPr descr="Скачиваем" title="" id="22" name="Picture"/>
             <a:graphic>
               <a:graphicData uri="http://schemas.openxmlformats.org/drawingml/2006/picture">
                 <pic:pic>
                   <pic:nvPicPr>
-                    <pic:cNvPr descr="image/1.png" id="24" name="Picture"/>
+                    <pic:cNvPr descr="image/1.png" id="23" name="Picture"/>
                     <pic:cNvPicPr>
                       <a:picLocks noChangeArrowheads="1" noChangeAspect="1"/>
                     </pic:cNvPicPr>
                   </pic:nvPicPr>
                   <pic:blipFill>
-                    <a:blip r:embed="rId22"/>
+                    <a:blip r:embed="rId21"/>
                     <a:stretch>
                       <a:fillRect/>
                     </a:stretch>
@@ -296,7 +191,7 @@
                   <pic:spPr bwMode="auto">
                     <a:xfrm>
                       <a:off x="0" y="0"/>
-                      <a:ext cx="3733800" cy="1254188"/>
+                      <a:ext cx="3733800" cy="1165577"/>
                     </a:xfrm>
                     <a:prstGeom prst="rect">
                       <a:avLst/>
@@ -320,7 +215,7 @@
         <w:pStyle w:val="ImageCaption"/>
       </w:pPr>
       <w:r>
-        <w:t xml:space="preserve">Рис. 1: Редактируем</w:t>
+        <w:t xml:space="preserve">Рис. 1: Скачиваем</w:t>
       </w:r>
     </w:p>
     <w:p>
@@ -332,7 +227,7 @@
         </w:numPr>
       </w:pPr>
       <w:r>
-        <w:t xml:space="preserve">Пишем пост по прошедшей неделе и пост на тему по выбору (рис. 2)</w:t>
+        <w:t xml:space="preserve">Вводим логин и пароль (рис. 2)</w:t>
       </w:r>
     </w:p>
     <w:p>
@@ -342,20 +237,20 @@
       <w:r>
         <w:drawing>
           <wp:inline>
-            <wp:extent cx="3733800" cy="2678515"/>
+            <wp:extent cx="3733800" cy="1146771"/>
             <wp:effectExtent b="0" l="0" r="0" t="0"/>
-            <wp:docPr descr="Пишем посты" title="" id="26" name="Picture"/>
+            <wp:docPr descr="Пишем" title="" id="25" name="Picture"/>
             <a:graphic>
               <a:graphicData uri="http://schemas.openxmlformats.org/drawingml/2006/picture">
                 <pic:pic>
                   <pic:nvPicPr>
-                    <pic:cNvPr descr="image/2.png" id="27" name="Picture"/>
+                    <pic:cNvPr descr="image/2.png" id="26" name="Picture"/>
                     <pic:cNvPicPr>
                       <a:picLocks noChangeArrowheads="1" noChangeAspect="1"/>
                     </pic:cNvPicPr>
                   </pic:nvPicPr>
                   <pic:blipFill>
-                    <a:blip r:embed="rId25"/>
+                    <a:blip r:embed="rId24"/>
                     <a:stretch>
                       <a:fillRect/>
                     </a:stretch>
@@ -363,7 +258,7 @@
                   <pic:spPr bwMode="auto">
                     <a:xfrm>
                       <a:off x="0" y="0"/>
-                      <a:ext cx="3733800" cy="2678515"/>
+                      <a:ext cx="3733800" cy="1146771"/>
                     </a:xfrm>
                     <a:prstGeom prst="rect">
                       <a:avLst/>
@@ -387,7 +282,7 @@
         <w:pStyle w:val="ImageCaption"/>
       </w:pPr>
       <w:r>
-        <w:t xml:space="preserve">Рис. 2: Пишем посты</w:t>
+        <w:t xml:space="preserve">Рис. 2: Пишем</w:t>
       </w:r>
     </w:p>
     <w:p>
@@ -399,7 +294,7 @@
         </w:numPr>
       </w:pPr>
       <w:r>
-        <w:t xml:space="preserve">Размещаем на сайте обновленную информацию и посты (рис. 3)</w:t>
+        <w:t xml:space="preserve">Вводим заданные данные на сайте и входим (рис. 3)</w:t>
       </w:r>
     </w:p>
     <w:p>
@@ -409,20 +304,20 @@
       <w:r>
         <w:drawing>
           <wp:inline>
-            <wp:extent cx="3733800" cy="2173188"/>
+            <wp:extent cx="3733800" cy="2015826"/>
             <wp:effectExtent b="0" l="0" r="0" t="0"/>
-            <wp:docPr descr="Новая информация на нашем сайте" title="" id="29" name="Picture"/>
+            <wp:docPr descr="сайт dvwa" title="" id="28" name="Picture"/>
             <a:graphic>
               <a:graphicData uri="http://schemas.openxmlformats.org/drawingml/2006/picture">
                 <pic:pic>
                   <pic:nvPicPr>
-                    <pic:cNvPr descr="image/3.png" id="30" name="Picture"/>
+                    <pic:cNvPr descr="image/3.png" id="29" name="Picture"/>
                     <pic:cNvPicPr>
                       <a:picLocks noChangeArrowheads="1" noChangeAspect="1"/>
                     </pic:cNvPicPr>
                   </pic:nvPicPr>
                   <pic:blipFill>
-                    <a:blip r:embed="rId28"/>
+                    <a:blip r:embed="rId27"/>
                     <a:stretch>
                       <a:fillRect/>
                     </a:stretch>
@@ -430,7 +325,7 @@
                   <pic:spPr bwMode="auto">
                     <a:xfrm>
                       <a:off x="0" y="0"/>
-                      <a:ext cx="3733800" cy="2173188"/>
+                      <a:ext cx="3733800" cy="2015826"/>
                     </a:xfrm>
                     <a:prstGeom prst="rect">
                       <a:avLst/>
@@ -454,145 +349,11 @@
         <w:pStyle w:val="ImageCaption"/>
       </w:pPr>
       <w:r>
-        <w:t xml:space="preserve">Рис. 3: Новая информация на нашем сайте</w:t>
+        <w:t xml:space="preserve">Рис. 3: сайт dvwa</w:t>
       </w:r>
     </w:p>
-    <w:p>
-      <w:pPr>
-        <w:pStyle w:val="Compact"/>
-        <w:numPr>
-          <w:ilvl w:val="0"/>
-          <w:numId w:val="1004"/>
-        </w:numPr>
-      </w:pPr>
-      <w:r>
-        <w:t xml:space="preserve">Загружаем файлы на github (рис. 4)</w:t>
-      </w:r>
-    </w:p>
-    <w:p>
-      <w:pPr>
-        <w:pStyle w:val="CaptionedFigure"/>
-      </w:pPr>
-      <w:r>
-        <w:drawing>
-          <wp:inline>
-            <wp:extent cx="3733800" cy="1522744"/>
-            <wp:effectExtent b="0" l="0" r="0" t="0"/>
-            <wp:docPr descr="Загрузка файлов" title="" id="32" name="Picture"/>
-            <a:graphic>
-              <a:graphicData uri="http://schemas.openxmlformats.org/drawingml/2006/picture">
-                <pic:pic>
-                  <pic:nvPicPr>
-                    <pic:cNvPr descr="image/4.png" id="33" name="Picture"/>
-                    <pic:cNvPicPr>
-                      <a:picLocks noChangeArrowheads="1" noChangeAspect="1"/>
-                    </pic:cNvPicPr>
-                  </pic:nvPicPr>
-                  <pic:blipFill>
-                    <a:blip r:embed="rId31"/>
-                    <a:stretch>
-                      <a:fillRect/>
-                    </a:stretch>
-                  </pic:blipFill>
-                  <pic:spPr bwMode="auto">
-                    <a:xfrm>
-                      <a:off x="0" y="0"/>
-                      <a:ext cx="3733800" cy="1522744"/>
-                    </a:xfrm>
-                    <a:prstGeom prst="rect">
-                      <a:avLst/>
-                    </a:prstGeom>
-                    <a:noFill/>
-                    <a:ln w="9525">
-                      <a:noFill/>
-                      <a:headEnd/>
-                      <a:tailEnd/>
-                    </a:ln>
-                  </pic:spPr>
-                </pic:pic>
-              </a:graphicData>
-            </a:graphic>
-          </wp:inline>
-        </w:drawing>
-      </w:r>
-    </w:p>
-    <w:p>
-      <w:pPr>
-        <w:pStyle w:val="ImageCaption"/>
-      </w:pPr>
-      <w:r>
-        <w:t xml:space="preserve">Рис. 4: Загрузка файлов</w:t>
-      </w:r>
-    </w:p>
-    <w:p>
-      <w:pPr>
-        <w:pStyle w:val="Compact"/>
-        <w:numPr>
-          <w:ilvl w:val="0"/>
-          <w:numId w:val="1005"/>
-        </w:numPr>
-      </w:pPr>
-      <w:r>
-        <w:t xml:space="preserve">Наблюдаем итог работы (рис. 5)</w:t>
-      </w:r>
-    </w:p>
-    <w:p>
-      <w:pPr>
-        <w:pStyle w:val="CaptionedFigure"/>
-      </w:pPr>
-      <w:r>
-        <w:drawing>
-          <wp:inline>
-            <wp:extent cx="3733800" cy="2557710"/>
-            <wp:effectExtent b="0" l="0" r="0" t="0"/>
-            <wp:docPr descr="Мой персональный сайт" title="" id="35" name="Picture"/>
-            <a:graphic>
-              <a:graphicData uri="http://schemas.openxmlformats.org/drawingml/2006/picture">
-                <pic:pic>
-                  <pic:nvPicPr>
-                    <pic:cNvPr descr="image/5.png" id="36" name="Picture"/>
-                    <pic:cNvPicPr>
-                      <a:picLocks noChangeArrowheads="1" noChangeAspect="1"/>
-                    </pic:cNvPicPr>
-                  </pic:nvPicPr>
-                  <pic:blipFill>
-                    <a:blip r:embed="rId34"/>
-                    <a:stretch>
-                      <a:fillRect/>
-                    </a:stretch>
-                  </pic:blipFill>
-                  <pic:spPr bwMode="auto">
-                    <a:xfrm>
-                      <a:off x="0" y="0"/>
-                      <a:ext cx="3733800" cy="2557710"/>
-                    </a:xfrm>
-                    <a:prstGeom prst="rect">
-                      <a:avLst/>
-                    </a:prstGeom>
-                    <a:noFill/>
-                    <a:ln w="9525">
-                      <a:noFill/>
-                      <a:headEnd/>
-                      <a:tailEnd/>
-                    </a:ln>
-                  </pic:spPr>
-                </pic:pic>
-              </a:graphicData>
-            </a:graphic>
-          </wp:inline>
-        </w:drawing>
-      </w:r>
-    </w:p>
-    <w:p>
-      <w:pPr>
-        <w:pStyle w:val="ImageCaption"/>
-      </w:pPr>
-      <w:r>
-        <w:t xml:space="preserve">Рис. 5: Мой персональный сайт</w:t>
-      </w:r>
-    </w:p>
-    <w:bookmarkEnd w:id="37"/>
-    <w:bookmarkStart w:id="38" w:name="выводы"/>
+    <w:bookmarkEnd w:id="30"/>
+    <w:bookmarkStart w:id="31" w:name="выводы"/>
     <w:p>
       <w:pPr>
         <w:pStyle w:val="Heading1"/>
@@ -601,7 +362,7 @@
         <w:rPr>
           <w:rStyle w:val="SectionNumber"/>
         </w:rPr>
-        <w:t xml:space="preserve">4</w:t>
+        <w:t xml:space="preserve">3</w:t>
       </w:r>
       <w:r>
         <w:tab/>
@@ -615,10 +376,10 @@
         <w:pStyle w:val="FirstParagraph"/>
       </w:pPr>
       <w:r>
-        <w:t xml:space="preserve">Мы научились добавлять к сайту информацию о себе и писать посты.</w:t>
+        <w:t xml:space="preserve">Мы научились установливать DVWA в гостевую систему к Kali Linux.</w:t>
       </w:r>
     </w:p>
-    <w:bookmarkEnd w:id="38"/>
+    <w:bookmarkEnd w:id="31"/>
     <w:sectPr/>
   </w:body>
 </w:document>
@@ -980,176 +741,6 @@
       </w:pPr>
     </w:lvl>
   </w:abstractNum>
-  <w:abstractNum w:abstractNumId="99414">
-    <w:nsid w:val="00A99414"/>
-    <w:multiLevelType w:val="multilevel"/>
-    <w:lvl w:ilvl="0">
-      <w:start w:val="4"/>
-      <w:numFmt w:val="decimal"/>
-      <w:lvlText w:val="%1."/>
-      <w:lvlJc w:val="left"/>
-      <w:pPr>
-        <w:ind w:left="720" w:hanging="480"/>
-      </w:pPr>
-    </w:lvl>
-    <w:lvl w:ilvl="1">
-      <w:start w:val="4"/>
-      <w:numFmt w:val="decimal"/>
-      <w:lvlText w:val="%2."/>
-      <w:lvlJc w:val="left"/>
-      <w:pPr>
-        <w:ind w:left="1440" w:hanging="480"/>
-      </w:pPr>
-    </w:lvl>
-    <w:lvl w:ilvl="2">
-      <w:start w:val="4"/>
-      <w:numFmt w:val="decimal"/>
-      <w:lvlText w:val="%3."/>
-      <w:lvlJc w:val="left"/>
-      <w:pPr>
-        <w:ind w:left="2160" w:hanging="480"/>
-      </w:pPr>
-    </w:lvl>
-    <w:lvl w:ilvl="3">
-      <w:start w:val="4"/>
-      <w:numFmt w:val="decimal"/>
-      <w:lvlText w:val="%4."/>
-      <w:lvlJc w:val="left"/>
-      <w:pPr>
-        <w:ind w:left="2880" w:hanging="480"/>
-      </w:pPr>
-    </w:lvl>
-    <w:lvl w:ilvl="4">
-      <w:start w:val="4"/>
-      <w:numFmt w:val="decimal"/>
-      <w:lvlText w:val="%5."/>
-      <w:lvlJc w:val="left"/>
-      <w:pPr>
-        <w:ind w:left="3600" w:hanging="480"/>
-      </w:pPr>
-    </w:lvl>
-    <w:lvl w:ilvl="5">
-      <w:start w:val="4"/>
-      <w:numFmt w:val="decimal"/>
-      <w:lvlText w:val="%6."/>
-      <w:lvlJc w:val="left"/>
-      <w:pPr>
-        <w:ind w:left="4320" w:hanging="480"/>
-      </w:pPr>
-    </w:lvl>
-    <w:lvl w:ilvl="6">
-      <w:start w:val="4"/>
-      <w:numFmt w:val="decimal"/>
-      <w:lvlText w:val="%7."/>
-      <w:lvlJc w:val="left"/>
-      <w:pPr>
-        <w:ind w:left="5040" w:hanging="480"/>
-      </w:pPr>
-    </w:lvl>
-    <w:lvl w:ilvl="7">
-      <w:start w:val="4"/>
-      <w:numFmt w:val="decimal"/>
-      <w:lvlText w:val="%8."/>
-      <w:lvlJc w:val="left"/>
-      <w:pPr>
-        <w:ind w:left="5760" w:hanging="480"/>
-      </w:pPr>
-    </w:lvl>
-    <w:lvl w:ilvl="8">
-      <w:start w:val="4"/>
-      <w:numFmt w:val="decimal"/>
-      <w:lvlText w:val="%9."/>
-      <w:lvlJc w:val="left"/>
-      <w:pPr>
-        <w:ind w:left="6480" w:hanging="480"/>
-      </w:pPr>
-    </w:lvl>
-  </w:abstractNum>
-  <w:abstractNum w:abstractNumId="99415">
-    <w:nsid w:val="00A99415"/>
-    <w:multiLevelType w:val="multilevel"/>
-    <w:lvl w:ilvl="0">
-      <w:start w:val="5"/>
-      <w:numFmt w:val="decimal"/>
-      <w:lvlText w:val="%1."/>
-      <w:lvlJc w:val="left"/>
-      <w:pPr>
-        <w:ind w:left="720" w:hanging="480"/>
-      </w:pPr>
-    </w:lvl>
-    <w:lvl w:ilvl="1">
-      <w:start w:val="5"/>
-      <w:numFmt w:val="decimal"/>
-      <w:lvlText w:val="%2."/>
-      <w:lvlJc w:val="left"/>
-      <w:pPr>
-        <w:ind w:left="1440" w:hanging="480"/>
-      </w:pPr>
-    </w:lvl>
-    <w:lvl w:ilvl="2">
-      <w:start w:val="5"/>
-      <w:numFmt w:val="decimal"/>
-      <w:lvlText w:val="%3."/>
-      <w:lvlJc w:val="left"/>
-      <w:pPr>
-        <w:ind w:left="2160" w:hanging="480"/>
-      </w:pPr>
-    </w:lvl>
-    <w:lvl w:ilvl="3">
-      <w:start w:val="5"/>
-      <w:numFmt w:val="decimal"/>
-      <w:lvlText w:val="%4."/>
-      <w:lvlJc w:val="left"/>
-      <w:pPr>
-        <w:ind w:left="2880" w:hanging="480"/>
-      </w:pPr>
-    </w:lvl>
-    <w:lvl w:ilvl="4">
-      <w:start w:val="5"/>
-      <w:numFmt w:val="decimal"/>
-      <w:lvlText w:val="%5."/>
-      <w:lvlJc w:val="left"/>
-      <w:pPr>
-        <w:ind w:left="3600" w:hanging="480"/>
-      </w:pPr>
-    </w:lvl>
-    <w:lvl w:ilvl="5">
-      <w:start w:val="5"/>
-      <w:numFmt w:val="decimal"/>
-      <w:lvlText w:val="%6."/>
-      <w:lvlJc w:val="left"/>
-      <w:pPr>
-        <w:ind w:left="4320" w:hanging="480"/>
-      </w:pPr>
-    </w:lvl>
-    <w:lvl w:ilvl="6">
-      <w:start w:val="5"/>
-      <w:numFmt w:val="decimal"/>
-      <w:lvlText w:val="%7."/>
-      <w:lvlJc w:val="left"/>
-      <w:pPr>
-        <w:ind w:left="5040" w:hanging="480"/>
-      </w:pPr>
-    </w:lvl>
-    <w:lvl w:ilvl="7">
-      <w:start w:val="5"/>
-      <w:numFmt w:val="decimal"/>
-      <w:lvlText w:val="%8."/>
-      <w:lvlJc w:val="left"/>
-      <w:pPr>
-        <w:ind w:left="5760" w:hanging="480"/>
-      </w:pPr>
-    </w:lvl>
-    <w:lvl w:ilvl="8">
-      <w:start w:val="5"/>
-      <w:numFmt w:val="decimal"/>
-      <w:lvlText w:val="%9."/>
-      <w:lvlJc w:val="left"/>
-      <w:pPr>
-        <w:ind w:left="6480" w:hanging="480"/>
-      </w:pPr>
-    </w:lvl>
-  </w:abstractNum>
   <w:num w:numId="1000">
     <w:abstractNumId w:val="990"/>
   </w:num>
@@ -1241,66 +832,6 @@
     </w:lvlOverride>
     <w:lvlOverride w:ilvl="8">
       <w:startOverride w:val="3"/>
-    </w:lvlOverride>
-  </w:num>
-  <w:num w:numId="1004">
-    <w:abstractNumId w:val="99414"/>
-    <w:lvlOverride w:ilvl="0">
-      <w:startOverride w:val="4"/>
-    </w:lvlOverride>
-    <w:lvlOverride w:ilvl="1">
-      <w:startOverride w:val="4"/>
-    </w:lvlOverride>
-    <w:lvlOverride w:ilvl="2">
-      <w:startOverride w:val="4"/>
-    </w:lvlOverride>
-    <w:lvlOverride w:ilvl="3">
-      <w:startOverride w:val="4"/>
-    </w:lvlOverride>
-    <w:lvlOverride w:ilvl="4">
-      <w:startOverride w:val="4"/>
-    </w:lvlOverride>
-    <w:lvlOverride w:ilvl="5">
-      <w:startOverride w:val="4"/>
-    </w:lvlOverride>
-    <w:lvlOverride w:ilvl="6">
-      <w:startOverride w:val="4"/>
-    </w:lvlOverride>
-    <w:lvlOverride w:ilvl="7">
-      <w:startOverride w:val="4"/>
-    </w:lvlOverride>
-    <w:lvlOverride w:ilvl="8">
-      <w:startOverride w:val="4"/>
-    </w:lvlOverride>
-  </w:num>
-  <w:num w:numId="1005">
-    <w:abstractNumId w:val="99415"/>
-    <w:lvlOverride w:ilvl="0">
-      <w:startOverride w:val="5"/>
-    </w:lvlOverride>
-    <w:lvlOverride w:ilvl="1">
-      <w:startOverride w:val="5"/>
-    </w:lvlOverride>
-    <w:lvlOverride w:ilvl="2">
-      <w:startOverride w:val="5"/>
-    </w:lvlOverride>
-    <w:lvlOverride w:ilvl="3">
-      <w:startOverride w:val="5"/>
-    </w:lvlOverride>
-    <w:lvlOverride w:ilvl="4">
-      <w:startOverride w:val="5"/>
-    </w:lvlOverride>
-    <w:lvlOverride w:ilvl="5">
-      <w:startOverride w:val="5"/>
-    </w:lvlOverride>
-    <w:lvlOverride w:ilvl="6">
-      <w:startOverride w:val="5"/>
-    </w:lvlOverride>
-    <w:lvlOverride w:ilvl="7">
-      <w:startOverride w:val="5"/>
-    </w:lvlOverride>
-    <w:lvlOverride w:ilvl="8">
-      <w:startOverride w:val="5"/>
     </w:lvlOverride>
   </w:num>
 </w:numbering>
